--- a/Барсук/КЕЙС 4 — Из Чикаго в Симферополь, электроинструмент.docx
+++ b/Барсук/КЕЙС 4 — Из Чикаго в Симферополь, электроинструмент.docx
@@ -28,21 +28,21 @@
           <w:sz w:val="24"/>
           <w:szCs w:val="24"/>
         </w:rPr>
-        <w:t xml:space="preserve">Электроинструмент в личном переезде выглядит безобидно ровно до таможни. Несколько профессиональных машинок в одной отправке инспектор вправе счесть коммерческой партией, и тогда груз останавливают, а льгота на личные вещи не применяется.</w:t>
-      </w:r>
-    </w:p>
-    <w:p>
-      <w:pPr>
-        <w:spacing w:after="200" w:line="312"/>
-        <w:jc w:val="both"/>
-      </w:pPr>
-      <w:r>
-        <w:rPr>
-          <w:rFonts w:ascii="Times New Roman" w:cs="Times New Roman" w:eastAsia="Times New Roman" w:hAnsi="Times New Roman"/>
-          <w:sz w:val="24"/>
-          <w:szCs w:val="24"/>
-        </w:rPr>
-        <w:t xml:space="preserve">Кейс Оксаны, вернувшейся с семьёй из Чикаго в Симферополь, показывает, как снимается этот риск и почему серийные номера в описи работают убедительнее устных объяснений.</w:t>
+        <w:t xml:space="preserve">Электроинструмент в личном переезде выглядит безобидной позицией ровно до того момента, когда опись попадает на стол таможенного инспектора. Несколько профессиональных машинок в одной отправке он вправе счесть коммерческой партией, и тогда груз останавливают, а льгота на личные вещи перестаёт применяться со всеми вытекающими платежами.</w:t>
+      </w:r>
+    </w:p>
+    <w:p>
+      <w:pPr>
+        <w:spacing w:after="200" w:line="312"/>
+        <w:jc w:val="both"/>
+      </w:pPr>
+      <w:r>
+        <w:rPr>
+          <w:rFonts w:ascii="Times New Roman" w:cs="Times New Roman" w:eastAsia="Times New Roman" w:hAnsi="Times New Roman"/>
+          <w:sz w:val="24"/>
+          <w:szCs w:val="24"/>
+        </w:rPr>
+        <w:t xml:space="preserve">Кейс семьи, вернувшейся из Чикаго в Симферополь после нескольких лет жизни в США, показывает, как снимается этот риск и почему серийные номера, проставленные в описи заранее, работают убедительнее любых объяснений на посту.</w:t>
       </w:r>
     </w:p>
     <w:p>
@@ -71,21 +71,21 @@
           <w:sz w:val="24"/>
           <w:szCs w:val="24"/>
         </w:rPr>
-        <w:t xml:space="preserve">Семья возвращалась в Россию после длительного проживания в США. К перевозке готовили 28 м³ имущества общим весом 3 400 кг, отправка шла морским 20-футовым контейнером в формате FCL, то есть контейнер занимал груз только этой семьи.</w:t>
-      </w:r>
-    </w:p>
-    <w:p>
-      <w:pPr>
-        <w:spacing w:after="200" w:line="312"/>
-        <w:jc w:val="both"/>
-      </w:pPr>
-      <w:r>
-        <w:rPr>
-          <w:rFonts w:ascii="Times New Roman" w:cs="Times New Roman" w:eastAsia="Times New Roman" w:hAnsi="Times New Roman"/>
-          <w:sz w:val="24"/>
-          <w:szCs w:val="24"/>
-        </w:rPr>
-        <w:t xml:space="preserve">Состав был разнородным, мебель из массива, велосипеды, домашний кинотеатр, книги и личный архив. Отдельную сложность создавал профессиональный ручной электроинструмент, которого набралось заметное количество.</w:t>
+        <w:t xml:space="preserve">Семья возвращалась в Россию после длительного проживания в Соединённых Штатах, и к перевозке готовили 28 м³ имущества общим весом 3 400 кг. Отправка шла морским 20-футовым контейнером в формате FCL, при котором контейнер занимает груз только одного клиента и не делится с попутными отправителями.</w:t>
+      </w:r>
+    </w:p>
+    <w:p>
+      <w:pPr>
+        <w:spacing w:after="200" w:line="312"/>
+        <w:jc w:val="both"/>
+      </w:pPr>
+      <w:r>
+        <w:rPr>
+          <w:rFonts w:ascii="Times New Roman" w:cs="Times New Roman" w:eastAsia="Times New Roman" w:hAnsi="Times New Roman"/>
+          <w:sz w:val="24"/>
+          <w:szCs w:val="24"/>
+        </w:rPr>
+        <w:t xml:space="preserve">Состав оказался разнородным: мебель из массива, велосипеды, домашний кинотеатр, книги и личный архив. Отдельную сложность создавал профессиональный ручной электроинструмент, которого набралось заметное количество, и именно эта часть груза определила всю логику подготовки документов.</w:t>
       </w:r>
     </w:p>
     <w:p>
@@ -130,21 +130,21 @@
           <w:sz w:val="24"/>
           <w:szCs w:val="24"/>
         </w:rPr>
-        <w:t xml:space="preserve">Мебель разобрали и упаковали поэлементно. Для защиты использовали пятислойный картон, стрейч-плёнку и дополнительные защитные материалы, рассчитанные на длительный морской транзит.</w:t>
-      </w:r>
-    </w:p>
-    <w:p>
-      <w:pPr>
-        <w:spacing w:after="200" w:line="312"/>
-        <w:jc w:val="both"/>
-      </w:pPr>
-      <w:r>
-        <w:rPr>
-          <w:rFonts w:ascii="Times New Roman" w:cs="Times New Roman" w:eastAsia="Times New Roman" w:hAnsi="Times New Roman"/>
-          <w:sz w:val="24"/>
-          <w:szCs w:val="24"/>
-        </w:rPr>
-        <w:t xml:space="preserve">Такая подготовка решает сразу две задачи. Разобранная мебель занимает меньше объёма в контейнере, а поэлементная упаковка исключает повреждения при перегрузках.</w:t>
+        <w:t xml:space="preserve">Мебель из массива разобрали и упаковали поэлементно, используя для защиты пятислойный картон, стрейч-плёнку и дополнительные амортизирующие материалы, рассчитанные на длительный морской транзит с перегрузками.</w:t>
+      </w:r>
+    </w:p>
+    <w:p>
+      <w:pPr>
+        <w:spacing w:after="200" w:line="312"/>
+        <w:jc w:val="both"/>
+      </w:pPr>
+      <w:r>
+        <w:rPr>
+          <w:rFonts w:ascii="Times New Roman" w:cs="Times New Roman" w:eastAsia="Times New Roman" w:hAnsi="Times New Roman"/>
+          <w:sz w:val="24"/>
+          <w:szCs w:val="24"/>
+        </w:rPr>
+        <w:t xml:space="preserve">Такая подготовка решает сразу две задачи, причём обе влияют на итоговый результат. Разобранная мебель занимает в контейнере заметно меньше объёма, а поэлементная упаковка исключает повреждения в тех точках маршрута, где груз перемещают и переставляют.</w:t>
       </w:r>
     </w:p>
     <w:p>
@@ -173,21 +173,21 @@
           <w:sz w:val="24"/>
           <w:szCs w:val="24"/>
         </w:rPr>
-        <w:t xml:space="preserve">Инструмент готовили к декларированию как имущество для личного пользования. В описи указали наименования, количество и серийные номера каждой позиции.</w:t>
-      </w:r>
-    </w:p>
-    <w:p>
-      <w:pPr>
-        <w:spacing w:after="200" w:line="312"/>
-        <w:jc w:val="both"/>
-      </w:pPr>
-      <w:r>
-        <w:rPr>
-          <w:rFonts w:ascii="Times New Roman" w:cs="Times New Roman" w:eastAsia="Times New Roman" w:hAnsi="Times New Roman"/>
-          <w:sz w:val="24"/>
-          <w:szCs w:val="24"/>
-        </w:rPr>
-        <w:t xml:space="preserve">Серийный номер превращает абстрактную партию инструмента в конкретный перечень вещей, принадлежащих одному человеку. Параллельно собрали документы, подтверждающие проживание клиента в США более двенадцати месяцев, и подготовили пакет для льготного ввоза личных вещей.</w:t>
+        <w:t xml:space="preserve">Инструмент готовили к декларированию как имущество для личного пользования, и основная работа пришлась на опись. В неё внесли наименования, количество и серийные номера каждой позиции, превратив абстрактную партию инструмента в конкретный перечень вещей, принадлежащих одному владельцу.</w:t>
+      </w:r>
+    </w:p>
+    <w:p>
+      <w:pPr>
+        <w:spacing w:after="200" w:line="312"/>
+        <w:jc w:val="both"/>
+      </w:pPr>
+      <w:r>
+        <w:rPr>
+          <w:rFonts w:ascii="Times New Roman" w:cs="Times New Roman" w:eastAsia="Times New Roman" w:hAnsi="Times New Roman"/>
+          <w:sz w:val="24"/>
+          <w:szCs w:val="24"/>
+        </w:rPr>
+        <w:t xml:space="preserve">Параллельно собирали документы, подтверждающие проживание клиента в США более двенадцати месяцев, и готовили полный пакет для льготного ввоза личных вещей, чтобы к моменту прибытия контейнера у таможни не осталось открытых вопросов.</w:t>
       </w:r>
     </w:p>
     <w:p>
@@ -232,7 +232,7 @@
           <w:sz w:val="24"/>
           <w:szCs w:val="24"/>
         </w:rPr>
-        <w:t xml:space="preserve">Отправку организовали морской контейнерной перевозкой с последующей доставкой до адреса в Симферополе. Общий срок проекта от погрузки в Чикаго до выдачи груза составил 105 дней.</w:t>
+        <w:t xml:space="preserve">Отправку организовали морской контейнерной перевозкой с последующей доставкой автомобильным транспортом до адреса в Симферополе. Общий срок проекта от погрузки в Чикаго до выдачи груза получателю составил 105 дней.</w:t>
       </w:r>
     </w:p>
     <w:p>
@@ -261,21 +261,21 @@
           <w:sz w:val="24"/>
           <w:szCs w:val="24"/>
         </w:rPr>
-        <w:t xml:space="preserve">Груз прошёл таможенное оформление без признания имущества коммерческой партией. Личные вещи были ввезены в рамках беспошлинной квоты, а проект выполнен под ключ за 105 дней.</w:t>
-      </w:r>
-    </w:p>
-    <w:p>
-      <w:pPr>
-        <w:spacing w:after="200" w:line="312"/>
-        <w:jc w:val="both"/>
-      </w:pPr>
-      <w:r>
-        <w:rPr>
-          <w:rFonts w:ascii="Times New Roman" w:cs="Times New Roman" w:eastAsia="Times New Roman" w:hAnsi="Times New Roman"/>
-          <w:sz w:val="24"/>
-          <w:szCs w:val="24"/>
-        </w:rPr>
-        <w:t xml:space="preserve">Кейс Оксаны подтверждает, что спорные категории груза снимаются не на таможне, а в описи. Наименование, количество и серийный номер в документе работают надёжнее любых объяснений на посту.</w:t>
+        <w:t xml:space="preserve">Груз прошёл таможенное оформление без признания имущества коммерческой партией, и личные вещи были ввезены в рамках беспошлинной квоты. Проект от упаковки в Чикаго до доставки в Симферополь выполнили под ключ за 105 дней.</w:t>
+      </w:r>
+    </w:p>
+    <w:p>
+      <w:pPr>
+        <w:spacing w:after="200" w:line="312"/>
+        <w:jc w:val="both"/>
+      </w:pPr>
+      <w:r>
+        <w:rPr>
+          <w:rFonts w:ascii="Times New Roman" w:cs="Times New Roman" w:eastAsia="Times New Roman" w:hAnsi="Times New Roman"/>
+          <w:sz w:val="24"/>
+          <w:szCs w:val="24"/>
+        </w:rPr>
+        <w:t xml:space="preserve">Кейс этой семьи подтверждает, что спорные категории груза снимаются не на таможне, а в описи. Наименование, количество и серийный номер, внесённые в документ заранее, работают надёжнее любых устных объяснений на посту.</w:t>
       </w:r>
     </w:p>
     <w:sectPr>

--- a/Барсук/КЕЙС 4 — Из Чикаго в Симферополь, электроинструмент.docx
+++ b/Барсук/КЕЙС 4 — Из Чикаго в Симферополь, электроинструмент.docx
@@ -42,7 +42,7 @@
           <w:sz w:val="24"/>
           <w:szCs w:val="24"/>
         </w:rPr>
-        <w:t xml:space="preserve">Кейс семьи, вернувшейся из Чикаго в Симферополь после нескольких лет жизни в США, показывает, как снимается этот риск и почему серийные номера, проставленные в описи заранее, работают убедительнее любых объяснений на посту.</w:t>
+        <w:t xml:space="preserve">Кейс Светланы, вернувшейся с семьёй из Чикаго в Симферополь после нескольких лет жизни в США, показывает, как снимается этот риск и почему серийные номера, проставленные в описи заранее, работают убедительнее любых объяснений на посту.</w:t>
       </w:r>
     </w:p>
     <w:p>
@@ -71,21 +71,21 @@
           <w:sz w:val="24"/>
           <w:szCs w:val="24"/>
         </w:rPr>
-        <w:t xml:space="preserve">Семья возвращалась в Россию после длительного проживания в Соединённых Штатах, и к перевозке готовили 28 м³ имущества общим весом 3 400 кг. Отправка шла морским 20-футовым контейнером в формате FCL, при котором контейнер занимает груз только одного клиента и не делится с попутными отправителями.</w:t>
-      </w:r>
-    </w:p>
-    <w:p>
-      <w:pPr>
-        <w:spacing w:after="200" w:line="312"/>
-        <w:jc w:val="both"/>
-      </w:pPr>
-      <w:r>
-        <w:rPr>
-          <w:rFonts w:ascii="Times New Roman" w:cs="Times New Roman" w:eastAsia="Times New Roman" w:hAnsi="Times New Roman"/>
-          <w:sz w:val="24"/>
-          <w:szCs w:val="24"/>
-        </w:rPr>
-        <w:t xml:space="preserve">Состав оказался разнородным: мебель из массива, велосипеды, домашний кинотеатр, книги и личный архив. Отдельную сложность создавал профессиональный ручной электроинструмент, которого набралось заметное количество, и именно эта часть груза определила всю логику подготовки документов.</w:t>
+        <w:t xml:space="preserve">Светлана с семьёй возвращалась в Россию после длительного проживания в Соединённых Штатах, и к перевозке готовили 28 м³ имущества общим весом 3 400 кг. Отправка шла морским 20-футовым контейнером в формате FCL, при котором контейнер занимает груз только одного клиента и не делится с попутными отправителями.</w:t>
+      </w:r>
+    </w:p>
+    <w:p>
+      <w:pPr>
+        <w:spacing w:after="200" w:line="312"/>
+        <w:jc w:val="both"/>
+      </w:pPr>
+      <w:r>
+        <w:rPr>
+          <w:rFonts w:ascii="Times New Roman" w:cs="Times New Roman" w:eastAsia="Times New Roman" w:hAnsi="Times New Roman"/>
+          <w:sz w:val="24"/>
+          <w:szCs w:val="24"/>
+        </w:rPr>
+        <w:t xml:space="preserve">Состав оказался разнородным: мебель из массива, велосипеды, домашний кинотеатр, книги и личный архив. Отдельную сложность создавал профессиональный ручной электроинструмент, которого набралось заметное количество. Именно он и определил логику подготовки документов.</w:t>
       </w:r>
     </w:p>
     <w:p>
@@ -187,7 +187,7 @@
           <w:sz w:val="24"/>
           <w:szCs w:val="24"/>
         </w:rPr>
-        <w:t xml:space="preserve">Параллельно собирали документы, подтверждающие проживание клиента в США более двенадцати месяцев, и готовили полный пакет для льготного ввоза личных вещей, чтобы к моменту прибытия контейнера у таможни не осталось открытых вопросов.</w:t>
+        <w:t xml:space="preserve">Параллельно собирали документы, подтверждающие проживание клиента в США более двенадцати месяцев, и готовили полный пакет для льготного ввоза личных вещей, чтобы к моменту прибытия контейнера у таможни не осталось открытых вопросов. Вопрос снимался до границы.</w:t>
       </w:r>
     </w:p>
     <w:p>
@@ -261,21 +261,21 @@
           <w:sz w:val="24"/>
           <w:szCs w:val="24"/>
         </w:rPr>
-        <w:t xml:space="preserve">Груз прошёл таможенное оформление без признания имущества коммерческой партией, и личные вещи были ввезены в рамках беспошлинной квоты. Проект от упаковки в Чикаго до доставки в Симферополь выполнили под ключ за 105 дней.</w:t>
-      </w:r>
-    </w:p>
-    <w:p>
-      <w:pPr>
-        <w:spacing w:after="200" w:line="312"/>
-        <w:jc w:val="both"/>
-      </w:pPr>
-      <w:r>
-        <w:rPr>
-          <w:rFonts w:ascii="Times New Roman" w:cs="Times New Roman" w:eastAsia="Times New Roman" w:hAnsi="Times New Roman"/>
-          <w:sz w:val="24"/>
-          <w:szCs w:val="24"/>
-        </w:rPr>
-        <w:t xml:space="preserve">Кейс этой семьи подтверждает, что спорные категории груза снимаются не на таможне, а в описи. Наименование, количество и серийный номер, внесённые в документ заранее, работают надёжнее любых устных объяснений на посту.</w:t>
+        <w:t xml:space="preserve">Груз прошёл таможенное оформление без признания имущества коммерческой партией, и личные вещи были ввезены в рамках беспошлинной квоты. Споров об инструменте не возникло. Проект от упаковки в Чикаго до доставки в Симферополь выполнили под ключ за 105 дней.</w:t>
+      </w:r>
+    </w:p>
+    <w:p>
+      <w:pPr>
+        <w:spacing w:after="200" w:line="312"/>
+        <w:jc w:val="both"/>
+      </w:pPr>
+      <w:r>
+        <w:rPr>
+          <w:rFonts w:ascii="Times New Roman" w:cs="Times New Roman" w:eastAsia="Times New Roman" w:hAnsi="Times New Roman"/>
+          <w:sz w:val="24"/>
+          <w:szCs w:val="24"/>
+        </w:rPr>
+        <w:t xml:space="preserve">Кейс Светланы подтверждает, что спорные категории груза снимаются не на таможне, а в описи. Наименование, количество и серийный номер, внесённые в документ заранее, работают надёжнее любых устных объяснений на посту.</w:t>
       </w:r>
     </w:p>
     <w:sectPr>
